--- a/scripts/設計書_徳本上人スタンプラリーアプリ.docx
+++ b/scripts/設計書_徳本上人スタンプラリーアプリ.docx
@@ -4641,506 +4641,48 @@
     </w:p>
     <w:p>
       <w:pPr>
-        <w:shd w:fill="1E1E2E" w:val="clear"/>
-        <w:spacing w:after="0" w:before="0"/>
-        <w:ind w:left="360" w:right="360"/>
+        <w:spacing w:after="160" w:before="160"/>
+        <w:jc w:val="center"/>
       </w:pPr>
       <w:r>
-        <w:rPr>
-          <w:rFonts w:ascii="Courier New" w:cs="Courier New" w:eastAsia="Courier New" w:hAnsi="Courier New"/>
-          <w:color w:val="CDD6F4"/>
-          <w:sz w:val="18"/>
-          <w:szCs w:val="18"/>
-        </w:rPr>
-        <w:t xml:space="preserve">[S01 トップ]</w:t>
-      </w:r>
-    </w:p>
-    <w:p>
-      <w:pPr>
-        <w:shd w:fill="1E1E2E" w:val="clear"/>
-        <w:spacing w:after="0" w:before="0"/>
-        <w:ind w:left="360" w:right="360"/>
-      </w:pPr>
-      <w:r>
-        <w:rPr>
-          <w:rFonts w:ascii="Courier New" w:cs="Courier New" w:eastAsia="Courier New" w:hAnsi="Courier New"/>
-          <w:color w:val="CDD6F4"/>
-          <w:sz w:val="18"/>
-          <w:szCs w:val="18"/>
-        </w:rPr>
-        <w:t xml:space="preserve">  ├── はじめる ──────────→ [S02 ログイン]</w:t>
-      </w:r>
-    </w:p>
-    <w:p>
-      <w:pPr>
-        <w:shd w:fill="1E1E2E" w:val="clear"/>
-        <w:spacing w:after="0" w:before="0"/>
-        <w:ind w:left="360" w:right="360"/>
-      </w:pPr>
-      <w:r>
-        <w:rPr>
-          <w:rFonts w:ascii="Courier New" w:cs="Courier New" w:eastAsia="Courier New" w:hAnsi="Courier New"/>
-          <w:color w:val="CDD6F4"/>
-          <w:sz w:val="18"/>
-          <w:szCs w:val="18"/>
-        </w:rPr>
-        <w:t xml:space="preserve">  │                              ↓ アカウント作成へ</w:t>
-      </w:r>
-    </w:p>
-    <w:p>
-      <w:pPr>
-        <w:shd w:fill="1E1E2E" w:val="clear"/>
-        <w:spacing w:after="0" w:before="0"/>
-        <w:ind w:left="360" w:right="360"/>
-      </w:pPr>
-      <w:r>
-        <w:rPr>
-          <w:rFonts w:ascii="Courier New" w:cs="Courier New" w:eastAsia="Courier New" w:hAnsi="Courier New"/>
-          <w:color w:val="CDD6F4"/>
-          <w:sz w:val="18"/>
-          <w:szCs w:val="18"/>
-        </w:rPr>
-        <w:t xml:space="preserve">  │                        [S03 新規登録]</w:t>
-      </w:r>
-    </w:p>
-    <w:p>
-      <w:pPr>
-        <w:shd w:fill="1E1E2E" w:val="clear"/>
-        <w:spacing w:after="0" w:before="0"/>
-        <w:ind w:left="360" w:right="360"/>
-      </w:pPr>
-      <w:r>
-        <w:rPr>
-          <w:rFonts w:ascii="Courier New" w:cs="Courier New" w:eastAsia="Courier New" w:hAnsi="Courier New"/>
-          <w:color w:val="CDD6F4"/>
-          <w:sz w:val="18"/>
-          <w:szCs w:val="18"/>
-        </w:rPr>
-        <w:t xml:space="preserve">  │                         ↓（認証成功・両画面共通）</w:t>
-      </w:r>
-    </w:p>
-    <w:p>
-      <w:pPr>
-        <w:shd w:fill="1E1E2E" w:val="clear"/>
-        <w:spacing w:after="0" w:before="0"/>
-        <w:ind w:left="360" w:right="360"/>
-      </w:pPr>
-      <w:r>
-        <w:rPr>
-          <w:rFonts w:ascii="Courier New" w:cs="Courier New" w:eastAsia="Courier New" w:hAnsi="Courier New"/>
-          <w:color w:val="CDD6F4"/>
-          <w:sz w:val="18"/>
-          <w:szCs w:val="18"/>
-        </w:rPr>
-        <w:t xml:space="preserve">  └── 地図を見る ─────────→ [S04 マップ] ←──────────┘</w:t>
-      </w:r>
-    </w:p>
-    <w:p>
-      <w:pPr>
-        <w:shd w:fill="1E1E2E" w:val="clear"/>
-        <w:spacing w:after="0" w:before="0"/>
-        <w:ind w:left="360" w:right="360"/>
-      </w:pPr>
-      <w:r>
-        <w:rPr>
-          <w:rFonts w:ascii="Courier New" w:cs="Courier New" w:eastAsia="Courier New" w:hAnsi="Courier New"/>
-          <w:color w:val="CDD6F4"/>
-          <w:sz w:val="18"/>
-          <w:szCs w:val="18"/>
-        </w:rPr>
-        <w:t xml:space="preserve"/>
-      </w:r>
-    </w:p>
-    <w:p>
-      <w:pPr>
-        <w:shd w:fill="1E1E2E" w:val="clear"/>
-        <w:spacing w:after="0" w:before="0"/>
-        <w:ind w:left="360" w:right="360"/>
-      </w:pPr>
-      <w:r>
-        <w:rPr>
-          <w:rFonts w:ascii="Courier New" w:cs="Courier New" w:eastAsia="Courier New" w:hAnsi="Courier New"/>
-          <w:color w:val="CDD6F4"/>
-          <w:sz w:val="18"/>
-          <w:szCs w:val="18"/>
-        </w:rPr>
-        <w:t xml:space="preserve">ボトムナビ（認証不要）：S04マップ / S05スポット一覧 / S07上人について</w:t>
-      </w:r>
-    </w:p>
-    <w:p>
-      <w:pPr>
-        <w:shd w:fill="1E1E2E" w:val="clear"/>
-        <w:spacing w:after="0" w:before="0"/>
-        <w:ind w:left="360" w:right="360"/>
-      </w:pPr>
-      <w:r>
-        <w:rPr>
-          <w:rFonts w:ascii="Courier New" w:cs="Courier New" w:eastAsia="Courier New" w:hAnsi="Courier New"/>
-          <w:color w:val="CDD6F4"/>
-          <w:sz w:val="18"/>
-          <w:szCs w:val="18"/>
-        </w:rPr>
-        <w:t xml:space="preserve">ボトムナビ（要ログイン）：S08マイページ</w:t>
-      </w:r>
-    </w:p>
-    <w:p>
-      <w:pPr>
-        <w:shd w:fill="1E1E2E" w:val="clear"/>
-        <w:spacing w:after="0" w:before="0"/>
-        <w:ind w:left="360" w:right="360"/>
-      </w:pPr>
-      <w:r>
-        <w:rPr>
-          <w:rFonts w:ascii="Courier New" w:cs="Courier New" w:eastAsia="Courier New" w:hAnsi="Courier New"/>
-          <w:color w:val="CDD6F4"/>
-          <w:sz w:val="18"/>
-          <w:szCs w:val="18"/>
-        </w:rPr>
-        <w:t xml:space="preserve"/>
-      </w:r>
-    </w:p>
-    <w:p>
-      <w:pPr>
-        <w:shd w:fill="1E1E2E" w:val="clear"/>
-        <w:spacing w:after="0" w:before="0"/>
-        <w:ind w:left="360" w:right="360"/>
-      </w:pPr>
-      <w:r>
-        <w:rPr>
-          <w:rFonts w:ascii="Courier New" w:cs="Courier New" w:eastAsia="Courier New" w:hAnsi="Courier New"/>
-          <w:color w:val="CDD6F4"/>
-          <w:sz w:val="18"/>
-          <w:szCs w:val="18"/>
-        </w:rPr>
-        <w:t xml:space="preserve">[S04 マップ] ──ピンタップ──→ [S06 スポット詳細]</w:t>
-      </w:r>
-    </w:p>
-    <w:p>
-      <w:pPr>
-        <w:shd w:fill="1E1E2E" w:val="clear"/>
-        <w:spacing w:after="0" w:before="0"/>
-        <w:ind w:left="360" w:right="360"/>
-      </w:pPr>
-      <w:r>
-        <w:rPr>
-          <w:rFonts w:ascii="Courier New" w:cs="Courier New" w:eastAsia="Courier New" w:hAnsi="Courier New"/>
-          <w:color w:val="CDD6F4"/>
-          <w:sz w:val="18"/>
-          <w:szCs w:val="18"/>
-        </w:rPr>
-        <w:t xml:space="preserve">[S05 スポット一覧] ──選択──→ [S06 スポット詳細]</w:t>
-      </w:r>
-    </w:p>
-    <w:p>
-      <w:pPr>
-        <w:shd w:fill="1E1E2E" w:val="clear"/>
-        <w:spacing w:after="0" w:before="0"/>
-        <w:ind w:left="360" w:right="360"/>
-      </w:pPr>
-      <w:r>
-        <w:rPr>
-          <w:rFonts w:ascii="Courier New" w:cs="Courier New" w:eastAsia="Courier New" w:hAnsi="Courier New"/>
-          <w:color w:val="CDD6F4"/>
-          <w:sz w:val="18"/>
-          <w:szCs w:val="18"/>
-        </w:rPr>
-        <w:t xml:space="preserve">[S06 スポット詳細] ──チェックイン（要ログイン）──→ チェックインフロー</w:t>
-      </w:r>
-    </w:p>
-    <w:p>
-      <w:pPr>
-        <w:shd w:fill="1E1E2E" w:val="clear"/>
-        <w:spacing w:after="0" w:before="0"/>
-        <w:ind w:left="360" w:right="360"/>
-      </w:pPr>
-      <w:r>
-        <w:rPr>
-          <w:rFonts w:ascii="Courier New" w:cs="Courier New" w:eastAsia="Courier New" w:hAnsi="Courier New"/>
-          <w:color w:val="CDD6F4"/>
-          <w:sz w:val="18"/>
-          <w:szCs w:val="18"/>
-        </w:rPr>
-        <w:t xml:space="preserve">                                   └→ スタンプ・称号付与 → [S06 スポット詳細]（元の画面に戻る）</w:t>
-      </w:r>
-    </w:p>
-    <w:p>
-      <w:pPr>
-        <w:shd w:fill="1E1E2E" w:val="clear"/>
-        <w:spacing w:after="0" w:before="0"/>
-        <w:ind w:left="360" w:right="360"/>
-      </w:pPr>
-      <w:r>
-        <w:rPr>
-          <w:rFonts w:ascii="Courier New" w:cs="Courier New" w:eastAsia="Courier New" w:hAnsi="Courier New"/>
-          <w:color w:val="CDD6F4"/>
-          <w:sz w:val="18"/>
-          <w:szCs w:val="18"/>
-        </w:rPr>
-        <w:t xml:space="preserve">[S08 マイページ] ──→ [S09 称号一覧]</w:t>
-      </w:r>
-    </w:p>
-    <w:p>
-      <w:pPr>
-        <w:shd w:fill="1E1E2E" w:val="clear"/>
-        <w:spacing w:after="0" w:before="0"/>
-        <w:ind w:left="360" w:right="360"/>
-      </w:pPr>
-      <w:r>
-        <w:rPr>
-          <w:rFonts w:ascii="Courier New" w:cs="Courier New" w:eastAsia="Courier New" w:hAnsi="Courier New"/>
-          <w:color w:val="CDD6F4"/>
-          <w:sz w:val="18"/>
-          <w:szCs w:val="18"/>
-        </w:rPr>
-        <w:t xml:space="preserve"/>
-      </w:r>
-    </w:p>
-    <w:p>
-      <w:pPr>
-        <w:shd w:fill="1E1E2E" w:val="clear"/>
-        <w:spacing w:after="0" w:before="0"/>
-        <w:ind w:left="360" w:right="360"/>
-      </w:pPr>
-      <w:r>
-        <w:rPr>
-          <w:rFonts w:ascii="Courier New" w:cs="Courier New" w:eastAsia="Courier New" w:hAnsi="Courier New"/>
-          <w:color w:val="CDD6F4"/>
-          <w:sz w:val="18"/>
-          <w:szCs w:val="18"/>
-        </w:rPr>
-        <w:t xml:space="preserve">【管理者の流れ】</w:t>
-      </w:r>
-    </w:p>
-    <w:p>
-      <w:pPr>
-        <w:shd w:fill="1E1E2E" w:val="clear"/>
-        <w:spacing w:after="0" w:before="0"/>
-        <w:ind w:left="360" w:right="360"/>
-      </w:pPr>
-      <w:r>
-        <w:rPr>
-          <w:rFonts w:ascii="Courier New" w:cs="Courier New" w:eastAsia="Courier New" w:hAnsi="Courier New"/>
-          <w:color w:val="CDD6F4"/>
-          <w:sz w:val="18"/>
-          <w:szCs w:val="18"/>
-        </w:rPr>
-        <w:t xml:space="preserve">[S08 マイページ]</w:t>
-      </w:r>
-    </w:p>
-    <w:p>
-      <w:pPr>
-        <w:shd w:fill="1E1E2E" w:val="clear"/>
-        <w:spacing w:after="0" w:before="0"/>
-        <w:ind w:left="360" w:right="360"/>
-      </w:pPr>
-      <w:r>
-        <w:rPr>
-          <w:rFonts w:ascii="Courier New" w:cs="Courier New" w:eastAsia="Courier New" w:hAnsi="Courier New"/>
-          <w:color w:val="CDD6F4"/>
-          <w:sz w:val="18"/>
-          <w:szCs w:val="18"/>
-        </w:rPr>
-        <w:t xml:space="preserve">  └──「管理ページへ」ボタン（管理者のみ表示）──→ [S10 管理ページ]</w:t>
-      </w:r>
-    </w:p>
-    <w:p>
-      <w:pPr>
-        <w:shd w:fill="1E1E2E" w:val="clear"/>
-        <w:spacing w:after="0" w:before="0"/>
-        <w:ind w:left="360" w:right="360"/>
-      </w:pPr>
-      <w:r>
-        <w:rPr>
-          <w:rFonts w:ascii="Courier New" w:cs="Courier New" w:eastAsia="Courier New" w:hAnsi="Courier New"/>
-          <w:color w:val="CDD6F4"/>
-          <w:sz w:val="18"/>
-          <w:szCs w:val="18"/>
-        </w:rPr>
-        <w:t xml:space="preserve">                                                      ├── スポット管理タブ</w:t>
-      </w:r>
-    </w:p>
-    <w:p>
-      <w:pPr>
-        <w:shd w:fill="1E1E2E" w:val="clear"/>
-        <w:spacing w:after="0" w:before="0"/>
-        <w:ind w:left="360" w:right="360"/>
-      </w:pPr>
-      <w:r>
-        <w:rPr>
-          <w:rFonts w:ascii="Courier New" w:cs="Courier New" w:eastAsia="Courier New" w:hAnsi="Courier New"/>
-          <w:color w:val="CDD6F4"/>
-          <w:sz w:val="18"/>
-          <w:szCs w:val="18"/>
-        </w:rPr>
-        <w:t xml:space="preserve">                                                      │     ├── 名称検索・エリア・未入力項目フィルター</w:t>
-      </w:r>
-    </w:p>
-    <w:p>
-      <w:pPr>
-        <w:shd w:fill="1E1E2E" w:val="clear"/>
-        <w:spacing w:after="0" w:before="0"/>
-        <w:ind w:left="360" w:right="360"/>
-      </w:pPr>
-      <w:r>
-        <w:rPr>
-          <w:rFonts w:ascii="Courier New" w:cs="Courier New" w:eastAsia="Courier New" w:hAnsi="Courier New"/>
-          <w:color w:val="CDD6F4"/>
-          <w:sz w:val="18"/>
-          <w:szCs w:val="18"/>
-        </w:rPr>
-        <w:t xml:space="preserve">                                                      │     └── スポット選択</w:t>
-      </w:r>
-    </w:p>
-    <w:p>
-      <w:pPr>
-        <w:shd w:fill="1E1E2E" w:val="clear"/>
-        <w:spacing w:after="0" w:before="0"/>
-        <w:ind w:left="360" w:right="360"/>
-      </w:pPr>
-      <w:r>
-        <w:rPr>
-          <w:rFonts w:ascii="Courier New" w:cs="Courier New" w:eastAsia="Courier New" w:hAnsi="Courier New"/>
-          <w:color w:val="CDD6F4"/>
-          <w:sz w:val="18"/>
-          <w:szCs w:val="18"/>
-        </w:rPr>
-        <w:t xml:space="preserve">                                                      │           └──→ [S11 スポット編集]</w:t>
-      </w:r>
-    </w:p>
-    <w:p>
-      <w:pPr>
-        <w:shd w:fill="1E1E2E" w:val="clear"/>
-        <w:spacing w:after="0" w:before="0"/>
-        <w:ind w:left="360" w:right="360"/>
-      </w:pPr>
-      <w:r>
-        <w:rPr>
-          <w:rFonts w:ascii="Courier New" w:cs="Courier New" w:eastAsia="Courier New" w:hAnsi="Courier New"/>
-          <w:color w:val="CDD6F4"/>
-          <w:sz w:val="18"/>
-          <w:szCs w:val="18"/>
-        </w:rPr>
-        <w:t xml:space="preserve">                                                      │                 └── 保存 → [S10]に戻る</w:t>
-      </w:r>
-    </w:p>
-    <w:p>
-      <w:pPr>
-        <w:shd w:fill="1E1E2E" w:val="clear"/>
-        <w:spacing w:after="0" w:before="0"/>
-        <w:ind w:left="360" w:right="360"/>
-      </w:pPr>
-      <w:r>
-        <w:rPr>
-          <w:rFonts w:ascii="Courier New" w:cs="Courier New" w:eastAsia="Courier New" w:hAnsi="Courier New"/>
-          <w:color w:val="CDD6F4"/>
-          <w:sz w:val="18"/>
-          <w:szCs w:val="18"/>
-        </w:rPr>
-        <w:t xml:space="preserve">                                                      └── 承認待ちタブ</w:t>
-      </w:r>
-    </w:p>
-    <w:p>
-      <w:pPr>
-        <w:shd w:fill="1E1E2E" w:val="clear"/>
-        <w:spacing w:after="0" w:before="0"/>
-        <w:ind w:left="360" w:right="360"/>
-      </w:pPr>
-      <w:r>
-        <w:rPr>
-          <w:rFonts w:ascii="Courier New" w:cs="Courier New" w:eastAsia="Courier New" w:hAnsi="Courier New"/>
-          <w:color w:val="CDD6F4"/>
-          <w:sz w:val="18"/>
-          <w:szCs w:val="18"/>
-        </w:rPr>
-        <w:t xml:space="preserve">                                                            └── 承認 or 却下（S10内で完結）</w:t>
-      </w:r>
-    </w:p>
-    <w:p>
-      <w:pPr>
-        <w:shd w:fill="1E1E2E" w:val="clear"/>
-        <w:spacing w:after="0" w:before="0"/>
-        <w:ind w:left="360" w:right="360"/>
-      </w:pPr>
-      <w:r>
-        <w:rPr>
-          <w:rFonts w:ascii="Courier New" w:cs="Courier New" w:eastAsia="Courier New" w:hAnsi="Courier New"/>
-          <w:color w:val="CDD6F4"/>
-          <w:sz w:val="18"/>
-          <w:szCs w:val="18"/>
-        </w:rPr>
-        <w:t xml:space="preserve"/>
-      </w:r>
-    </w:p>
-    <w:p>
-      <w:pPr>
-        <w:shd w:fill="1E1E2E" w:val="clear"/>
-        <w:spacing w:after="0" w:before="0"/>
-        <w:ind w:left="360" w:right="360"/>
-      </w:pPr>
-      <w:r>
-        <w:rPr>
-          <w:rFonts w:ascii="Courier New" w:cs="Courier New" w:eastAsia="Courier New" w:hAnsi="Courier New"/>
-          <w:color w:val="CDD6F4"/>
-          <w:sz w:val="18"/>
-          <w:szCs w:val="18"/>
-        </w:rPr>
-        <w:t xml:space="preserve">【ユーザーの申請の流れ】</w:t>
-      </w:r>
-    </w:p>
-    <w:p>
-      <w:pPr>
-        <w:shd w:fill="1E1E2E" w:val="clear"/>
-        <w:spacing w:after="0" w:before="0"/>
-        <w:ind w:left="360" w:right="360"/>
-      </w:pPr>
-      <w:r>
-        <w:rPr>
-          <w:rFonts w:ascii="Courier New" w:cs="Courier New" w:eastAsia="Courier New" w:hAnsi="Courier New"/>
-          <w:color w:val="CDD6F4"/>
-          <w:sz w:val="18"/>
-          <w:szCs w:val="18"/>
-        </w:rPr>
-        <w:t xml:space="preserve">[S04 マップ] ──「新しいスポットを申請」テキストボタン──→ [S12 スポット申請フォーム]</w:t>
-      </w:r>
-    </w:p>
-    <w:p>
-      <w:pPr>
-        <w:shd w:fill="1E1E2E" w:val="clear"/>
-        <w:spacing w:after="0" w:before="0"/>
-        <w:ind w:left="360" w:right="360"/>
-      </w:pPr>
-      <w:r>
-        <w:rPr>
-          <w:rFonts w:ascii="Courier New" w:cs="Courier New" w:eastAsia="Courier New" w:hAnsi="Courier New"/>
-          <w:color w:val="CDD6F4"/>
-          <w:sz w:val="18"/>
-          <w:szCs w:val="18"/>
-        </w:rPr>
-        <w:t xml:space="preserve">[S05 スポット一覧] ──「新しいスポットを申請」ボタン──→ [S12 スポット申請フォーム]</w:t>
-      </w:r>
-    </w:p>
-    <w:p>
-      <w:pPr>
-        <w:shd w:fill="1E1E2E" w:val="clear"/>
-        <w:spacing w:after="0" w:before="0"/>
-        <w:ind w:left="360" w:right="360"/>
-      </w:pPr>
-      <w:r>
-        <w:rPr>
-          <w:rFonts w:ascii="Courier New" w:cs="Courier New" w:eastAsia="Courier New" w:hAnsi="Courier New"/>
-          <w:color w:val="CDD6F4"/>
-          <w:sz w:val="18"/>
-          <w:szCs w:val="18"/>
-        </w:rPr>
-        <w:t xml:space="preserve">[S12] ──送信──→「申請を受け付けました」──→ 元のページ（S04 or S05）に戻る</w:t>
-      </w:r>
-    </w:p>
-    <w:p>
-      <w:pPr>
-        <w:spacing w:after="60" w:before="60"/>
-      </w:pPr>
-      <w:r>
-        <w:t xml:space="preserve"/>
+        <w:drawing>
+          <wp:inline distT="0" distB="0" distL="0" distR="0">
+            <wp:extent cx="5667375" cy="7315200"/>
+            <wp:effectExtent t="0" r="0" b="0" l="0"/>
+            <wp:docPr id="1" name="" descr="" title=""/>
+            <wp:cNvGraphicFramePr>
+              <a:graphicFrameLocks xmlns:a="http://schemas.openxmlformats.org/drawingml/2006/main" noChangeAspect="1"/>
+            </wp:cNvGraphicFramePr>
+            <a:graphic xmlns:a="http://schemas.openxmlformats.org/drawingml/2006/main">
+              <a:graphicData uri="http://schemas.openxmlformats.org/drawingml/2006/picture">
+                <pic:pic xmlns:pic="http://schemas.openxmlformats.org/drawingml/2006/picture">
+                  <pic:nvPicPr>
+                    <pic:cNvPr id="0" name="" descr=""/>
+                    <pic:cNvPicPr>
+                      <a:picLocks noChangeAspect="1" noChangeArrowheads="1"/>
+                    </pic:cNvPicPr>
+                  </pic:nvPicPr>
+                  <pic:blipFill>
+                    <a:blip r:embed="rId8" cstate="none"/>
+                    <a:srcRect/>
+                    <a:stretch>
+                      <a:fillRect/>
+                    </a:stretch>
+                  </pic:blipFill>
+                  <pic:spPr bwMode="auto">
+                    <a:xfrm>
+                      <a:off x="0" y="0"/>
+                      <a:ext cx="5667375" cy="7315200"/>
+                    </a:xfrm>
+                    <a:prstGeom prst="rect">
+                      <a:avLst/>
+                    </a:prstGeom>
+                  </pic:spPr>
+                </pic:pic>
+              </a:graphicData>
+            </a:graphic>
+          </wp:inline>
+        </w:drawing>
       </w:r>
     </w:p>
     <w:p>

--- a/scripts/設計書_徳本上人スタンプラリーアプリ.docx
+++ b/scripts/設計書_徳本上人スタンプラリーアプリ.docx
@@ -140,7 +140,7 @@
                 <w:sz w:val="18"/>
                 <w:szCs w:val="18"/>
               </w:rPr>
-              <w:t xml:space="preserve">2.0</w:t>
+              <w:t xml:space="preserve">2.1</w:t>
             </w:r>
           </w:p>
         </w:tc>
@@ -264,7 +264,7 @@
                 <w:sz w:val="18"/>
                 <w:szCs w:val="18"/>
               </w:rPr>
-              <w:t xml:space="preserve">2026年6月1日</w:t>
+              <w:t xml:space="preserve">2026年6月8日</w:t>
             </w:r>
           </w:p>
         </w:tc>
@@ -808,7 +808,93 @@
                 <w:sz w:val="20"/>
                 <w:szCs w:val="20"/>
               </w:rPr>
-              <w:t xml:space="preserve">管理ページ・ユーザー申請機能を追加</w:t>
+              <w:t xml:space="preserve">管理ページ（S10）・スポット編集（S11）・スポット申請フォーム（S12）を追加</w:t>
+            </w:r>
+          </w:p>
+        </w:tc>
+      </w:tr>
+      <w:tr>
+        <w:tc>
+          <w:tcPr>
+            <w:tcW w:type="dxa" w:w="2986"/>
+            <w:tcBorders>
+              <w:top w:val="single" w:color="CCCCCC" w:sz="1"/>
+              <w:left w:val="single" w:color="CCCCCC" w:sz="1"/>
+              <w:bottom w:val="single" w:color="CCCCCC" w:sz="1"/>
+              <w:right w:val="single" w:color="CCCCCC" w:sz="1"/>
+            </w:tcBorders>
+            <w:shd w:fill="FFFFFF" w:val="clear"/>
+            <w:tcMar>
+              <w:top w:type="dxa" w:w="80"/>
+              <w:left w:type="dxa" w:w="120"/>
+              <w:bottom w:type="dxa" w:w="80"/>
+              <w:right w:type="dxa" w:w="120"/>
+            </w:tcMar>
+          </w:tcPr>
+          <w:p>
+            <w:r>
+              <w:rPr>
+                <w:rFonts w:ascii="Arial" w:cs="Arial" w:eastAsia="Arial" w:hAnsi="Arial"/>
+                <w:sz w:val="20"/>
+                <w:szCs w:val="20"/>
+              </w:rPr>
+              <w:t xml:space="preserve">2.1</w:t>
+            </w:r>
+          </w:p>
+        </w:tc>
+        <w:tc>
+          <w:tcPr>
+            <w:tcW w:type="dxa" w:w="2986"/>
+            <w:tcBorders>
+              <w:top w:val="single" w:color="CCCCCC" w:sz="1"/>
+              <w:left w:val="single" w:color="CCCCCC" w:sz="1"/>
+              <w:bottom w:val="single" w:color="CCCCCC" w:sz="1"/>
+              <w:right w:val="single" w:color="CCCCCC" w:sz="1"/>
+            </w:tcBorders>
+            <w:shd w:fill="FFFFFF" w:val="clear"/>
+            <w:tcMar>
+              <w:top w:type="dxa" w:w="80"/>
+              <w:left w:type="dxa" w:w="120"/>
+              <w:bottom w:type="dxa" w:w="80"/>
+              <w:right w:type="dxa" w:w="120"/>
+            </w:tcMar>
+          </w:tcPr>
+          <w:p>
+            <w:r>
+              <w:rPr>
+                <w:rFonts w:ascii="Arial" w:cs="Arial" w:eastAsia="Arial" w:hAnsi="Arial"/>
+                <w:sz w:val="20"/>
+                <w:szCs w:val="20"/>
+              </w:rPr>
+              <w:t xml:space="preserve">2026年6月8日</w:t>
+            </w:r>
+          </w:p>
+        </w:tc>
+        <w:tc>
+          <w:tcPr>
+            <w:tcW w:type="dxa" w:w="2988"/>
+            <w:tcBorders>
+              <w:top w:val="single" w:color="CCCCCC" w:sz="1"/>
+              <w:left w:val="single" w:color="CCCCCC" w:sz="1"/>
+              <w:bottom w:val="single" w:color="CCCCCC" w:sz="1"/>
+              <w:right w:val="single" w:color="CCCCCC" w:sz="1"/>
+            </w:tcBorders>
+            <w:shd w:fill="FFFFFF" w:val="clear"/>
+            <w:tcMar>
+              <w:top w:type="dxa" w:w="80"/>
+              <w:left w:type="dxa" w:w="120"/>
+              <w:bottom w:type="dxa" w:w="80"/>
+              <w:right w:type="dxa" w:w="120"/>
+            </w:tcMar>
+          </w:tcPr>
+          <w:p>
+            <w:r>
+              <w:rPr>
+                <w:rFonts w:ascii="Arial" w:cs="Arial" w:eastAsia="Arial" w:hAnsi="Arial"/>
+                <w:sz w:val="20"/>
+                <w:szCs w:val="20"/>
+              </w:rPr>
+              <w:t xml:space="preserve">承認待ちバッジ・スポット削除・新規追加ボタンを追加（S10）、スポット新規作成画面を追加（S13）、都道府県入力をドロップダウン選択に変更（S11・S13）</w:t>
             </w:r>
           </w:p>
         </w:tc>
@@ -2527,7 +2613,61 @@
           <w:sz w:val="20"/>
           <w:szCs w:val="20"/>
         </w:rPr>
-        <w:t xml:space="preserve">名号碑スポットの一覧表示・編集（名称・所在地・解説・アクセス情報・場所・エリア）</w:t>
+        <w:t xml:space="preserve">名号碑スポットの一覧表示・編集（名称・所在地・解説・アクセス情報・場所・エリア。都道府県は47都道府県のドロップダウン選択）</w:t>
+      </w:r>
+    </w:p>
+    <w:p>
+      <w:pPr>
+        <w:pStyle w:val="ListParagraph"/>
+        <w:numPr>
+          <w:ilvl w:val="0"/>
+          <w:numId w:val="2"/>
+        </w:numPr>
+        <w:spacing w:after="40" w:before="40"/>
+      </w:pPr>
+      <w:r>
+        <w:rPr>
+          <w:rFonts w:ascii="Arial" w:cs="Arial" w:eastAsia="Arial" w:hAnsi="Arial"/>
+          <w:sz w:val="20"/>
+          <w:szCs w:val="20"/>
+        </w:rPr>
+        <w:t xml:space="preserve">スポット管理タブで承認待ちのスポットには「承認待ち」バッジを表示</w:t>
+      </w:r>
+    </w:p>
+    <w:p>
+      <w:pPr>
+        <w:pStyle w:val="ListParagraph"/>
+        <w:numPr>
+          <w:ilvl w:val="0"/>
+          <w:numId w:val="2"/>
+        </w:numPr>
+        <w:spacing w:after="40" w:before="40"/>
+      </w:pPr>
+      <w:r>
+        <w:rPr>
+          <w:rFonts w:ascii="Arial" w:cs="Arial" w:eastAsia="Arial" w:hAnsi="Arial"/>
+          <w:sz w:val="20"/>
+          <w:szCs w:val="20"/>
+        </w:rPr>
+        <w:t xml:space="preserve">名号碑スポットの削除（確認ダイアログあり）</w:t>
+      </w:r>
+    </w:p>
+    <w:p>
+      <w:pPr>
+        <w:pStyle w:val="ListParagraph"/>
+        <w:numPr>
+          <w:ilvl w:val="0"/>
+          <w:numId w:val="2"/>
+        </w:numPr>
+        <w:spacing w:after="40" w:before="40"/>
+      </w:pPr>
+      <w:r>
+        <w:rPr>
+          <w:rFonts w:ascii="Arial" w:cs="Arial" w:eastAsia="Arial" w:hAnsi="Arial"/>
+          <w:sz w:val="20"/>
+          <w:szCs w:val="20"/>
+        </w:rPr>
+        <w:t xml:space="preserve">名号碑スポットの新規作成（管理者が直接追加・都道府県ドロップダウン選択・`status: approved`で即公開）</w:t>
       </w:r>
     </w:p>
     <w:p>
@@ -4613,6 +4753,148 @@
           </w:p>
         </w:tc>
       </w:tr>
+      <w:tr>
+        <w:tc>
+          <w:tcPr>
+            <w:tcW w:type="dxa" w:w="1792"/>
+            <w:tcBorders>
+              <w:top w:val="single" w:color="CCCCCC" w:sz="1"/>
+              <w:left w:val="single" w:color="CCCCCC" w:sz="1"/>
+              <w:bottom w:val="single" w:color="CCCCCC" w:sz="1"/>
+              <w:right w:val="single" w:color="CCCCCC" w:sz="1"/>
+            </w:tcBorders>
+            <w:shd w:fill="FFFFFF" w:val="clear"/>
+            <w:tcMar>
+              <w:top w:type="dxa" w:w="80"/>
+              <w:left w:type="dxa" w:w="120"/>
+              <w:bottom w:type="dxa" w:w="80"/>
+              <w:right w:type="dxa" w:w="120"/>
+            </w:tcMar>
+          </w:tcPr>
+          <w:p>
+            <w:r>
+              <w:rPr>
+                <w:rFonts w:ascii="Arial" w:cs="Arial" w:eastAsia="Arial" w:hAnsi="Arial"/>
+                <w:sz w:val="20"/>
+                <w:szCs w:val="20"/>
+              </w:rPr>
+              <w:t xml:space="preserve">S13</w:t>
+            </w:r>
+          </w:p>
+        </w:tc>
+        <w:tc>
+          <w:tcPr>
+            <w:tcW w:type="dxa" w:w="1792"/>
+            <w:tcBorders>
+              <w:top w:val="single" w:color="CCCCCC" w:sz="1"/>
+              <w:left w:val="single" w:color="CCCCCC" w:sz="1"/>
+              <w:bottom w:val="single" w:color="CCCCCC" w:sz="1"/>
+              <w:right w:val="single" w:color="CCCCCC" w:sz="1"/>
+            </w:tcBorders>
+            <w:shd w:fill="FFFFFF" w:val="clear"/>
+            <w:tcMar>
+              <w:top w:type="dxa" w:w="80"/>
+              <w:left w:type="dxa" w:w="120"/>
+              <w:bottom w:type="dxa" w:w="80"/>
+              <w:right w:type="dxa" w:w="120"/>
+            </w:tcMar>
+          </w:tcPr>
+          <w:p>
+            <w:r>
+              <w:rPr>
+                <w:rFonts w:ascii="Arial" w:cs="Arial" w:eastAsia="Arial" w:hAnsi="Arial"/>
+                <w:sz w:val="20"/>
+                <w:szCs w:val="20"/>
+              </w:rPr>
+              <w:t xml:space="preserve">スポット新規追加</w:t>
+            </w:r>
+          </w:p>
+        </w:tc>
+        <w:tc>
+          <w:tcPr>
+            <w:tcW w:type="dxa" w:w="1792"/>
+            <w:tcBorders>
+              <w:top w:val="single" w:color="CCCCCC" w:sz="1"/>
+              <w:left w:val="single" w:color="CCCCCC" w:sz="1"/>
+              <w:bottom w:val="single" w:color="CCCCCC" w:sz="1"/>
+              <w:right w:val="single" w:color="CCCCCC" w:sz="1"/>
+            </w:tcBorders>
+            <w:shd w:fill="FFFFFF" w:val="clear"/>
+            <w:tcMar>
+              <w:top w:type="dxa" w:w="80"/>
+              <w:left w:type="dxa" w:w="120"/>
+              <w:bottom w:type="dxa" w:w="80"/>
+              <w:right w:type="dxa" w:w="120"/>
+            </w:tcMar>
+          </w:tcPr>
+          <w:p>
+            <w:r>
+              <w:rPr>
+                <w:rFonts w:ascii="Arial" w:cs="Arial" w:eastAsia="Arial" w:hAnsi="Arial"/>
+                <w:sz w:val="20"/>
+                <w:szCs w:val="20"/>
+              </w:rPr>
+              <w:t xml:space="preserve">/admin/monuments/new</w:t>
+            </w:r>
+          </w:p>
+        </w:tc>
+        <w:tc>
+          <w:tcPr>
+            <w:tcW w:type="dxa" w:w="1792"/>
+            <w:tcBorders>
+              <w:top w:val="single" w:color="CCCCCC" w:sz="1"/>
+              <w:left w:val="single" w:color="CCCCCC" w:sz="1"/>
+              <w:bottom w:val="single" w:color="CCCCCC" w:sz="1"/>
+              <w:right w:val="single" w:color="CCCCCC" w:sz="1"/>
+            </w:tcBorders>
+            <w:shd w:fill="FFFFFF" w:val="clear"/>
+            <w:tcMar>
+              <w:top w:type="dxa" w:w="80"/>
+              <w:left w:type="dxa" w:w="120"/>
+              <w:bottom w:type="dxa" w:w="80"/>
+              <w:right w:type="dxa" w:w="120"/>
+            </w:tcMar>
+          </w:tcPr>
+          <w:p>
+            <w:r>
+              <w:rPr>
+                <w:rFonts w:ascii="Arial" w:cs="Arial" w:eastAsia="Arial" w:hAnsi="Arial"/>
+                <w:sz w:val="20"/>
+                <w:szCs w:val="20"/>
+              </w:rPr>
+              <w:t xml:space="preserve">管理者のみ</w:t>
+            </w:r>
+          </w:p>
+        </w:tc>
+        <w:tc>
+          <w:tcPr>
+            <w:tcW w:type="dxa" w:w="1792"/>
+            <w:tcBorders>
+              <w:top w:val="single" w:color="CCCCCC" w:sz="1"/>
+              <w:left w:val="single" w:color="CCCCCC" w:sz="1"/>
+              <w:bottom w:val="single" w:color="CCCCCC" w:sz="1"/>
+              <w:right w:val="single" w:color="CCCCCC" w:sz="1"/>
+            </w:tcBorders>
+            <w:shd w:fill="FFFFFF" w:val="clear"/>
+            <w:tcMar>
+              <w:top w:type="dxa" w:w="80"/>
+              <w:left w:type="dxa" w:w="120"/>
+              <w:bottom w:type="dxa" w:w="80"/>
+              <w:right w:type="dxa" w:w="120"/>
+            </w:tcMar>
+          </w:tcPr>
+          <w:p>
+            <w:r>
+              <w:rPr>
+                <w:rFonts w:ascii="Arial" w:cs="Arial" w:eastAsia="Arial" w:hAnsi="Arial"/>
+                <w:sz w:val="20"/>
+                <w:szCs w:val="20"/>
+              </w:rPr>
+              <w:t xml:space="preserve">管理</w:t>
+            </w:r>
+          </w:p>
+        </w:tc>
+      </w:tr>
     </w:tbl>
     <w:p>
       <w:pPr>
@@ -4647,7 +4929,7 @@
       <w:r>
         <w:drawing>
           <wp:inline distT="0" distB="0" distL="0" distR="0">
-            <wp:extent cx="5667375" cy="7315200"/>
+            <wp:extent cx="5667375" cy="7324725"/>
             <wp:effectExtent t="0" r="0" b="0" l="0"/>
             <wp:docPr id="1" name="" descr="" title=""/>
             <wp:cNvGraphicFramePr>
@@ -4672,7 +4954,7 @@
                   <pic:spPr bwMode="auto">
                     <a:xfrm>
                       <a:off x="0" y="0"/>
-                      <a:ext cx="5667375" cy="7315200"/>
+                      <a:ext cx="5667375" cy="7324725"/>
                     </a:xfrm>
                     <a:prstGeom prst="rect">
                       <a:avLst/>
@@ -6014,6 +6296,436 @@
                 <w:szCs w:val="20"/>
               </w:rPr>
               <w:t xml:space="preserve">元のページ（S04 or S05）に戻る</w:t>
+            </w:r>
+          </w:p>
+        </w:tc>
+      </w:tr>
+      <w:tr>
+        <w:tc>
+          <w:tcPr>
+            <w:tcW w:type="dxa" w:w="2986"/>
+            <w:tcBorders>
+              <w:top w:val="single" w:color="CCCCCC" w:sz="1"/>
+              <w:left w:val="single" w:color="CCCCCC" w:sz="1"/>
+              <w:bottom w:val="single" w:color="CCCCCC" w:sz="1"/>
+              <w:right w:val="single" w:color="CCCCCC" w:sz="1"/>
+            </w:tcBorders>
+            <w:shd w:fill="FFFFFF" w:val="clear"/>
+            <w:tcMar>
+              <w:top w:type="dxa" w:w="80"/>
+              <w:left w:type="dxa" w:w="120"/>
+              <w:bottom w:type="dxa" w:w="80"/>
+              <w:right w:type="dxa" w:w="120"/>
+            </w:tcMar>
+          </w:tcPr>
+          <w:p>
+            <w:r>
+              <w:rPr>
+                <w:rFonts w:ascii="Arial" w:cs="Arial" w:eastAsia="Arial" w:hAnsi="Arial"/>
+                <w:sz w:val="20"/>
+                <w:szCs w:val="20"/>
+              </w:rPr>
+              <w:t xml:space="preserve">S13 スポット新規追加</w:t>
+            </w:r>
+          </w:p>
+        </w:tc>
+        <w:tc>
+          <w:tcPr>
+            <w:tcW w:type="dxa" w:w="2986"/>
+            <w:tcBorders>
+              <w:top w:val="single" w:color="CCCCCC" w:sz="1"/>
+              <w:left w:val="single" w:color="CCCCCC" w:sz="1"/>
+              <w:bottom w:val="single" w:color="CCCCCC" w:sz="1"/>
+              <w:right w:val="single" w:color="CCCCCC" w:sz="1"/>
+            </w:tcBorders>
+            <w:shd w:fill="FFFFFF" w:val="clear"/>
+            <w:tcMar>
+              <w:top w:type="dxa" w:w="80"/>
+              <w:left w:type="dxa" w:w="120"/>
+              <w:bottom w:type="dxa" w:w="80"/>
+              <w:right w:type="dxa" w:w="120"/>
+            </w:tcMar>
+          </w:tcPr>
+          <w:p>
+            <w:r>
+              <w:rPr>
+                <w:rFonts w:ascii="Arial" w:cs="Arial" w:eastAsia="Arial" w:hAnsi="Arial"/>
+                <w:sz w:val="20"/>
+                <w:szCs w:val="20"/>
+              </w:rPr>
+              <w:t xml:space="preserve">未ログインでアクセス</w:t>
+            </w:r>
+          </w:p>
+        </w:tc>
+        <w:tc>
+          <w:tcPr>
+            <w:tcW w:type="dxa" w:w="2988"/>
+            <w:tcBorders>
+              <w:top w:val="single" w:color="CCCCCC" w:sz="1"/>
+              <w:left w:val="single" w:color="CCCCCC" w:sz="1"/>
+              <w:bottom w:val="single" w:color="CCCCCC" w:sz="1"/>
+              <w:right w:val="single" w:color="CCCCCC" w:sz="1"/>
+            </w:tcBorders>
+            <w:shd w:fill="FFFFFF" w:val="clear"/>
+            <w:tcMar>
+              <w:top w:type="dxa" w:w="80"/>
+              <w:left w:type="dxa" w:w="120"/>
+              <w:bottom w:type="dxa" w:w="80"/>
+              <w:right w:type="dxa" w:w="120"/>
+            </w:tcMar>
+          </w:tcPr>
+          <w:p>
+            <w:r>
+              <w:rPr>
+                <w:rFonts w:ascii="Arial" w:cs="Arial" w:eastAsia="Arial" w:hAnsi="Arial"/>
+                <w:sz w:val="20"/>
+                <w:szCs w:val="20"/>
+              </w:rPr>
+              <w:t xml:space="preserve">`/login` にリダイレクト</w:t>
+            </w:r>
+          </w:p>
+        </w:tc>
+      </w:tr>
+      <w:tr>
+        <w:tc>
+          <w:tcPr>
+            <w:tcW w:type="dxa" w:w="2986"/>
+            <w:tcBorders>
+              <w:top w:val="single" w:color="CCCCCC" w:sz="1"/>
+              <w:left w:val="single" w:color="CCCCCC" w:sz="1"/>
+              <w:bottom w:val="single" w:color="CCCCCC" w:sz="1"/>
+              <w:right w:val="single" w:color="CCCCCC" w:sz="1"/>
+            </w:tcBorders>
+            <w:shd w:fill="F3F0FD" w:val="clear"/>
+            <w:tcMar>
+              <w:top w:type="dxa" w:w="80"/>
+              <w:left w:type="dxa" w:w="120"/>
+              <w:bottom w:type="dxa" w:w="80"/>
+              <w:right w:type="dxa" w:w="120"/>
+            </w:tcMar>
+          </w:tcPr>
+          <w:p>
+            <w:r>
+              <w:rPr>
+                <w:rFonts w:ascii="Arial" w:cs="Arial" w:eastAsia="Arial" w:hAnsi="Arial"/>
+                <w:sz w:val="20"/>
+                <w:szCs w:val="20"/>
+              </w:rPr>
+              <w:t xml:space="preserve">S13 スポット新規追加</w:t>
+            </w:r>
+          </w:p>
+        </w:tc>
+        <w:tc>
+          <w:tcPr>
+            <w:tcW w:type="dxa" w:w="2986"/>
+            <w:tcBorders>
+              <w:top w:val="single" w:color="CCCCCC" w:sz="1"/>
+              <w:left w:val="single" w:color="CCCCCC" w:sz="1"/>
+              <w:bottom w:val="single" w:color="CCCCCC" w:sz="1"/>
+              <w:right w:val="single" w:color="CCCCCC" w:sz="1"/>
+            </w:tcBorders>
+            <w:shd w:fill="F3F0FD" w:val="clear"/>
+            <w:tcMar>
+              <w:top w:type="dxa" w:w="80"/>
+              <w:left w:type="dxa" w:w="120"/>
+              <w:bottom w:type="dxa" w:w="80"/>
+              <w:right w:type="dxa" w:w="120"/>
+            </w:tcMar>
+          </w:tcPr>
+          <w:p>
+            <w:r>
+              <w:rPr>
+                <w:rFonts w:ascii="Arial" w:cs="Arial" w:eastAsia="Arial" w:hAnsi="Arial"/>
+                <w:sz w:val="20"/>
+                <w:szCs w:val="20"/>
+              </w:rPr>
+              <w:t xml:space="preserve">ログイン済みだが管理者ではない</w:t>
+            </w:r>
+          </w:p>
+        </w:tc>
+        <w:tc>
+          <w:tcPr>
+            <w:tcW w:type="dxa" w:w="2988"/>
+            <w:tcBorders>
+              <w:top w:val="single" w:color="CCCCCC" w:sz="1"/>
+              <w:left w:val="single" w:color="CCCCCC" w:sz="1"/>
+              <w:bottom w:val="single" w:color="CCCCCC" w:sz="1"/>
+              <w:right w:val="single" w:color="CCCCCC" w:sz="1"/>
+            </w:tcBorders>
+            <w:shd w:fill="F3F0FD" w:val="clear"/>
+            <w:tcMar>
+              <w:top w:type="dxa" w:w="80"/>
+              <w:left w:type="dxa" w:w="120"/>
+              <w:bottom w:type="dxa" w:w="80"/>
+              <w:right w:type="dxa" w:w="120"/>
+            </w:tcMar>
+          </w:tcPr>
+          <w:p>
+            <w:r>
+              <w:rPr>
+                <w:rFonts w:ascii="Arial" w:cs="Arial" w:eastAsia="Arial" w:hAnsi="Arial"/>
+                <w:sz w:val="20"/>
+                <w:szCs w:val="20"/>
+              </w:rPr>
+              <w:t xml:space="preserve">`/admin` にリダイレクト</w:t>
+            </w:r>
+          </w:p>
+        </w:tc>
+      </w:tr>
+      <w:tr>
+        <w:tc>
+          <w:tcPr>
+            <w:tcW w:type="dxa" w:w="2986"/>
+            <w:tcBorders>
+              <w:top w:val="single" w:color="CCCCCC" w:sz="1"/>
+              <w:left w:val="single" w:color="CCCCCC" w:sz="1"/>
+              <w:bottom w:val="single" w:color="CCCCCC" w:sz="1"/>
+              <w:right w:val="single" w:color="CCCCCC" w:sz="1"/>
+            </w:tcBorders>
+            <w:shd w:fill="FFFFFF" w:val="clear"/>
+            <w:tcMar>
+              <w:top w:type="dxa" w:w="80"/>
+              <w:left w:type="dxa" w:w="120"/>
+              <w:bottom w:type="dxa" w:w="80"/>
+              <w:right w:type="dxa" w:w="120"/>
+            </w:tcMar>
+          </w:tcPr>
+          <w:p>
+            <w:r>
+              <w:rPr>
+                <w:rFonts w:ascii="Arial" w:cs="Arial" w:eastAsia="Arial" w:hAnsi="Arial"/>
+                <w:sz w:val="20"/>
+                <w:szCs w:val="20"/>
+              </w:rPr>
+              <w:t xml:space="preserve">S13 スポット新規追加</w:t>
+            </w:r>
+          </w:p>
+        </w:tc>
+        <w:tc>
+          <w:tcPr>
+            <w:tcW w:type="dxa" w:w="2986"/>
+            <w:tcBorders>
+              <w:top w:val="single" w:color="CCCCCC" w:sz="1"/>
+              <w:left w:val="single" w:color="CCCCCC" w:sz="1"/>
+              <w:bottom w:val="single" w:color="CCCCCC" w:sz="1"/>
+              <w:right w:val="single" w:color="CCCCCC" w:sz="1"/>
+            </w:tcBorders>
+            <w:shd w:fill="FFFFFF" w:val="clear"/>
+            <w:tcMar>
+              <w:top w:type="dxa" w:w="80"/>
+              <w:left w:type="dxa" w:w="120"/>
+              <w:bottom w:type="dxa" w:w="80"/>
+              <w:right w:type="dxa" w:w="120"/>
+            </w:tcMar>
+          </w:tcPr>
+          <w:p>
+            <w:r>
+              <w:rPr>
+                <w:rFonts w:ascii="Arial" w:cs="Arial" w:eastAsia="Arial" w:hAnsi="Arial"/>
+                <w:sz w:val="20"/>
+                <w:szCs w:val="20"/>
+              </w:rPr>
+              <w:t xml:space="preserve">保存成功後</w:t>
+            </w:r>
+          </w:p>
+        </w:tc>
+        <w:tc>
+          <w:tcPr>
+            <w:tcW w:type="dxa" w:w="2988"/>
+            <w:tcBorders>
+              <w:top w:val="single" w:color="CCCCCC" w:sz="1"/>
+              <w:left w:val="single" w:color="CCCCCC" w:sz="1"/>
+              <w:bottom w:val="single" w:color="CCCCCC" w:sz="1"/>
+              <w:right w:val="single" w:color="CCCCCC" w:sz="1"/>
+            </w:tcBorders>
+            <w:shd w:fill="FFFFFF" w:val="clear"/>
+            <w:tcMar>
+              <w:top w:type="dxa" w:w="80"/>
+              <w:left w:type="dxa" w:w="120"/>
+              <w:bottom w:type="dxa" w:w="80"/>
+              <w:right w:type="dxa" w:w="120"/>
+            </w:tcMar>
+          </w:tcPr>
+          <w:p>
+            <w:r>
+              <w:rPr>
+                <w:rFonts w:ascii="Arial" w:cs="Arial" w:eastAsia="Arial" w:hAnsi="Arial"/>
+                <w:sz w:val="20"/>
+                <w:szCs w:val="20"/>
+              </w:rPr>
+              <w:t xml:space="preserve">S10管理ページに戻る</w:t>
+            </w:r>
+          </w:p>
+        </w:tc>
+      </w:tr>
+      <w:tr>
+        <w:tc>
+          <w:tcPr>
+            <w:tcW w:type="dxa" w:w="2986"/>
+            <w:tcBorders>
+              <w:top w:val="single" w:color="CCCCCC" w:sz="1"/>
+              <w:left w:val="single" w:color="CCCCCC" w:sz="1"/>
+              <w:bottom w:val="single" w:color="CCCCCC" w:sz="1"/>
+              <w:right w:val="single" w:color="CCCCCC" w:sz="1"/>
+            </w:tcBorders>
+            <w:shd w:fill="F3F0FD" w:val="clear"/>
+            <w:tcMar>
+              <w:top w:type="dxa" w:w="80"/>
+              <w:left w:type="dxa" w:w="120"/>
+              <w:bottom w:type="dxa" w:w="80"/>
+              <w:right w:type="dxa" w:w="120"/>
+            </w:tcMar>
+          </w:tcPr>
+          <w:p>
+            <w:r>
+              <w:rPr>
+                <w:rFonts w:ascii="Arial" w:cs="Arial" w:eastAsia="Arial" w:hAnsi="Arial"/>
+                <w:sz w:val="20"/>
+                <w:szCs w:val="20"/>
+              </w:rPr>
+              <w:t xml:space="preserve">S13 スポット新規追加</w:t>
+            </w:r>
+          </w:p>
+        </w:tc>
+        <w:tc>
+          <w:tcPr>
+            <w:tcW w:type="dxa" w:w="2986"/>
+            <w:tcBorders>
+              <w:top w:val="single" w:color="CCCCCC" w:sz="1"/>
+              <w:left w:val="single" w:color="CCCCCC" w:sz="1"/>
+              <w:bottom w:val="single" w:color="CCCCCC" w:sz="1"/>
+              <w:right w:val="single" w:color="CCCCCC" w:sz="1"/>
+            </w:tcBorders>
+            <w:shd w:fill="F3F0FD" w:val="clear"/>
+            <w:tcMar>
+              <w:top w:type="dxa" w:w="80"/>
+              <w:left w:type="dxa" w:w="120"/>
+              <w:bottom w:type="dxa" w:w="80"/>
+              <w:right w:type="dxa" w:w="120"/>
+            </w:tcMar>
+          </w:tcPr>
+          <w:p>
+            <w:r>
+              <w:rPr>
+                <w:rFonts w:ascii="Arial" w:cs="Arial" w:eastAsia="Arial" w:hAnsi="Arial"/>
+                <w:sz w:val="20"/>
+                <w:szCs w:val="20"/>
+              </w:rPr>
+              <w:t xml:space="preserve">入力途中で戻るボタン</w:t>
+            </w:r>
+          </w:p>
+        </w:tc>
+        <w:tc>
+          <w:tcPr>
+            <w:tcW w:type="dxa" w:w="2988"/>
+            <w:tcBorders>
+              <w:top w:val="single" w:color="CCCCCC" w:sz="1"/>
+              <w:left w:val="single" w:color="CCCCCC" w:sz="1"/>
+              <w:bottom w:val="single" w:color="CCCCCC" w:sz="1"/>
+              <w:right w:val="single" w:color="CCCCCC" w:sz="1"/>
+            </w:tcBorders>
+            <w:shd w:fill="F3F0FD" w:val="clear"/>
+            <w:tcMar>
+              <w:top w:type="dxa" w:w="80"/>
+              <w:left w:type="dxa" w:w="120"/>
+              <w:bottom w:type="dxa" w:w="80"/>
+              <w:right w:type="dxa" w:w="120"/>
+            </w:tcMar>
+          </w:tcPr>
+          <w:p>
+            <w:r>
+              <w:rPr>
+                <w:rFonts w:ascii="Arial" w:cs="Arial" w:eastAsia="Arial" w:hAnsi="Arial"/>
+                <w:sz w:val="20"/>
+                <w:szCs w:val="20"/>
+              </w:rPr>
+              <w:t xml:space="preserve">「入力内容が保存されていません。破棄して戻りますか？」ダイアログ表示（「入力に戻る」または「破棄して戻る」）</w:t>
+            </w:r>
+          </w:p>
+        </w:tc>
+      </w:tr>
+      <w:tr>
+        <w:tc>
+          <w:tcPr>
+            <w:tcW w:type="dxa" w:w="2986"/>
+            <w:tcBorders>
+              <w:top w:val="single" w:color="CCCCCC" w:sz="1"/>
+              <w:left w:val="single" w:color="CCCCCC" w:sz="1"/>
+              <w:bottom w:val="single" w:color="CCCCCC" w:sz="1"/>
+              <w:right w:val="single" w:color="CCCCCC" w:sz="1"/>
+            </w:tcBorders>
+            <w:shd w:fill="FFFFFF" w:val="clear"/>
+            <w:tcMar>
+              <w:top w:type="dxa" w:w="80"/>
+              <w:left w:type="dxa" w:w="120"/>
+              <w:bottom w:type="dxa" w:w="80"/>
+              <w:right w:type="dxa" w:w="120"/>
+            </w:tcMar>
+          </w:tcPr>
+          <w:p>
+            <w:r>
+              <w:rPr>
+                <w:rFonts w:ascii="Arial" w:cs="Arial" w:eastAsia="Arial" w:hAnsi="Arial"/>
+                <w:sz w:val="20"/>
+                <w:szCs w:val="20"/>
+              </w:rPr>
+              <w:t xml:space="preserve">S13 スポット新規追加</w:t>
+            </w:r>
+          </w:p>
+        </w:tc>
+        <w:tc>
+          <w:tcPr>
+            <w:tcW w:type="dxa" w:w="2986"/>
+            <w:tcBorders>
+              <w:top w:val="single" w:color="CCCCCC" w:sz="1"/>
+              <w:left w:val="single" w:color="CCCCCC" w:sz="1"/>
+              <w:bottom w:val="single" w:color="CCCCCC" w:sz="1"/>
+              <w:right w:val="single" w:color="CCCCCC" w:sz="1"/>
+            </w:tcBorders>
+            <w:shd w:fill="FFFFFF" w:val="clear"/>
+            <w:tcMar>
+              <w:top w:type="dxa" w:w="80"/>
+              <w:left w:type="dxa" w:w="120"/>
+              <w:bottom w:type="dxa" w:w="80"/>
+              <w:right w:type="dxa" w:w="120"/>
+            </w:tcMar>
+          </w:tcPr>
+          <w:p>
+            <w:r>
+              <w:rPr>
+                <w:rFonts w:ascii="Arial" w:cs="Arial" w:eastAsia="Arial" w:hAnsi="Arial"/>
+                <w:sz w:val="20"/>
+                <w:szCs w:val="20"/>
+              </w:rPr>
+              <w:t xml:space="preserve">未入力で戻るボタン</w:t>
+            </w:r>
+          </w:p>
+        </w:tc>
+        <w:tc>
+          <w:tcPr>
+            <w:tcW w:type="dxa" w:w="2988"/>
+            <w:tcBorders>
+              <w:top w:val="single" w:color="CCCCCC" w:sz="1"/>
+              <w:left w:val="single" w:color="CCCCCC" w:sz="1"/>
+              <w:bottom w:val="single" w:color="CCCCCC" w:sz="1"/>
+              <w:right w:val="single" w:color="CCCCCC" w:sz="1"/>
+            </w:tcBorders>
+            <w:shd w:fill="FFFFFF" w:val="clear"/>
+            <w:tcMar>
+              <w:top w:type="dxa" w:w="80"/>
+              <w:left w:type="dxa" w:w="120"/>
+              <w:bottom w:type="dxa" w:w="80"/>
+              <w:right w:type="dxa" w:w="120"/>
+            </w:tcMar>
+          </w:tcPr>
+          <w:p>
+            <w:r>
+              <w:rPr>
+                <w:rFonts w:ascii="Arial" w:cs="Arial" w:eastAsia="Arial" w:hAnsi="Arial"/>
+                <w:sz w:val="20"/>
+                <w:szCs w:val="20"/>
+              </w:rPr>
+              <w:t xml:space="preserve">S10管理ページに戻る</w:t>
             </w:r>
           </w:p>
         </w:tc>
@@ -28258,6 +28970,746 @@
                 <w:szCs w:val="20"/>
               </w:rPr>
               <w:t xml:space="preserve">「入力内容が消えます。破棄して戻りますか？」ダイアログ表示（「入力に戻る」または「破棄して戻る」）</w:t>
+            </w:r>
+          </w:p>
+        </w:tc>
+      </w:tr>
+    </w:tbl>
+    <w:p>
+      <w:pPr>
+        <w:spacing w:after="60" w:before="60"/>
+      </w:pPr>
+      <w:r>
+        <w:t xml:space="preserve"/>
+      </w:r>
+    </w:p>
+    <w:p>
+      <w:pPr>
+        <w:pStyle w:val="Heading2"/>
+        <w:spacing w:after="120" w:before="240"/>
+      </w:pPr>
+      <w:r>
+        <w:rPr>
+          <w:rFonts w:ascii="Arial" w:cs="Arial" w:eastAsia="Arial" w:hAnsi="Arial"/>
+          <w:b/>
+          <w:bCs/>
+          <w:color w:val="333333"/>
+          <w:sz w:val="26"/>
+          <w:szCs w:val="26"/>
+        </w:rPr>
+        <w:t xml:space="preserve">12-12. S13 スポット新規追加</w:t>
+      </w:r>
+    </w:p>
+    <w:tbl>
+      <w:tblPr>
+        <w:tblW w:type="dxa" w:w="8960"/>
+        <w:tblBorders>
+          <w:top w:val="single" w:color="auto" w:sz="4"/>
+          <w:left w:val="single" w:color="auto" w:sz="4"/>
+          <w:bottom w:val="single" w:color="auto" w:sz="4"/>
+          <w:right w:val="single" w:color="auto" w:sz="4"/>
+          <w:insideH w:val="single" w:color="auto" w:sz="4"/>
+          <w:insideV w:val="single" w:color="auto" w:sz="4"/>
+        </w:tblBorders>
+      </w:tblPr>
+      <w:tblGrid>
+        <w:gridCol w:w="2986"/>
+        <w:gridCol w:w="2986"/>
+        <w:gridCol w:w="2988"/>
+      </w:tblGrid>
+      <w:tr>
+        <w:tc>
+          <w:tcPr>
+            <w:tcW w:type="dxa" w:w="2986"/>
+            <w:tcBorders>
+              <w:top w:val="single" w:color="CCCCCC" w:sz="1"/>
+              <w:left w:val="single" w:color="CCCCCC" w:sz="1"/>
+              <w:bottom w:val="single" w:color="CCCCCC" w:sz="1"/>
+              <w:right w:val="single" w:color="CCCCCC" w:sz="1"/>
+            </w:tcBorders>
+            <w:shd w:fill="5B4FCF" w:val="clear"/>
+            <w:tcMar>
+              <w:top w:type="dxa" w:w="80"/>
+              <w:left w:type="dxa" w:w="120"/>
+              <w:bottom w:type="dxa" w:w="80"/>
+              <w:right w:type="dxa" w:w="120"/>
+            </w:tcMar>
+          </w:tcPr>
+          <w:p>
+            <w:r>
+              <w:rPr>
+                <w:rFonts w:ascii="Arial" w:cs="Arial" w:eastAsia="Arial" w:hAnsi="Arial"/>
+                <w:b/>
+                <w:bCs/>
+                <w:color w:val="FFFFFF"/>
+                <w:sz w:val="22"/>
+                <w:szCs w:val="22"/>
+              </w:rPr>
+              <w:t xml:space="preserve">#</w:t>
+            </w:r>
+          </w:p>
+        </w:tc>
+        <w:tc>
+          <w:tcPr>
+            <w:tcW w:type="dxa" w:w="2986"/>
+            <w:tcBorders>
+              <w:top w:val="single" w:color="CCCCCC" w:sz="1"/>
+              <w:left w:val="single" w:color="CCCCCC" w:sz="1"/>
+              <w:bottom w:val="single" w:color="CCCCCC" w:sz="1"/>
+              <w:right w:val="single" w:color="CCCCCC" w:sz="1"/>
+            </w:tcBorders>
+            <w:shd w:fill="5B4FCF" w:val="clear"/>
+            <w:tcMar>
+              <w:top w:type="dxa" w:w="80"/>
+              <w:left w:type="dxa" w:w="120"/>
+              <w:bottom w:type="dxa" w:w="80"/>
+              <w:right w:type="dxa" w:w="120"/>
+            </w:tcMar>
+          </w:tcPr>
+          <w:p>
+            <w:r>
+              <w:rPr>
+                <w:rFonts w:ascii="Arial" w:cs="Arial" w:eastAsia="Arial" w:hAnsi="Arial"/>
+                <w:b/>
+                <w:bCs/>
+                <w:color w:val="FFFFFF"/>
+                <w:sz w:val="22"/>
+                <w:szCs w:val="22"/>
+              </w:rPr>
+              <w:t xml:space="preserve">条件</w:t>
+            </w:r>
+          </w:p>
+        </w:tc>
+        <w:tc>
+          <w:tcPr>
+            <w:tcW w:type="dxa" w:w="2988"/>
+            <w:tcBorders>
+              <w:top w:val="single" w:color="CCCCCC" w:sz="1"/>
+              <w:left w:val="single" w:color="CCCCCC" w:sz="1"/>
+              <w:bottom w:val="single" w:color="CCCCCC" w:sz="1"/>
+              <w:right w:val="single" w:color="CCCCCC" w:sz="1"/>
+            </w:tcBorders>
+            <w:shd w:fill="5B4FCF" w:val="clear"/>
+            <w:tcMar>
+              <w:top w:type="dxa" w:w="80"/>
+              <w:left w:type="dxa" w:w="120"/>
+              <w:bottom w:type="dxa" w:w="80"/>
+              <w:right w:type="dxa" w:w="120"/>
+            </w:tcMar>
+          </w:tcPr>
+          <w:p>
+            <w:r>
+              <w:rPr>
+                <w:rFonts w:ascii="Arial" w:cs="Arial" w:eastAsia="Arial" w:hAnsi="Arial"/>
+                <w:b/>
+                <w:bCs/>
+                <w:color w:val="FFFFFF"/>
+                <w:sz w:val="22"/>
+                <w:szCs w:val="22"/>
+              </w:rPr>
+              <w:t xml:space="preserve">表示メッセージ・挙動</w:t>
+            </w:r>
+          </w:p>
+        </w:tc>
+      </w:tr>
+      <w:tr>
+        <w:tc>
+          <w:tcPr>
+            <w:tcW w:type="dxa" w:w="2986"/>
+            <w:tcBorders>
+              <w:top w:val="single" w:color="CCCCCC" w:sz="1"/>
+              <w:left w:val="single" w:color="CCCCCC" w:sz="1"/>
+              <w:bottom w:val="single" w:color="CCCCCC" w:sz="1"/>
+              <w:right w:val="single" w:color="CCCCCC" w:sz="1"/>
+            </w:tcBorders>
+            <w:shd w:fill="FFFFFF" w:val="clear"/>
+            <w:tcMar>
+              <w:top w:type="dxa" w:w="80"/>
+              <w:left w:type="dxa" w:w="120"/>
+              <w:bottom w:type="dxa" w:w="80"/>
+              <w:right w:type="dxa" w:w="120"/>
+            </w:tcMar>
+          </w:tcPr>
+          <w:p>
+            <w:r>
+              <w:rPr>
+                <w:rFonts w:ascii="Arial" w:cs="Arial" w:eastAsia="Arial" w:hAnsi="Arial"/>
+                <w:sz w:val="20"/>
+                <w:szCs w:val="20"/>
+              </w:rPr>
+              <w:t xml:space="preserve">E-01</w:t>
+            </w:r>
+          </w:p>
+        </w:tc>
+        <w:tc>
+          <w:tcPr>
+            <w:tcW w:type="dxa" w:w="2986"/>
+            <w:tcBorders>
+              <w:top w:val="single" w:color="CCCCCC" w:sz="1"/>
+              <w:left w:val="single" w:color="CCCCCC" w:sz="1"/>
+              <w:bottom w:val="single" w:color="CCCCCC" w:sz="1"/>
+              <w:right w:val="single" w:color="CCCCCC" w:sz="1"/>
+            </w:tcBorders>
+            <w:shd w:fill="FFFFFF" w:val="clear"/>
+            <w:tcMar>
+              <w:top w:type="dxa" w:w="80"/>
+              <w:left w:type="dxa" w:w="120"/>
+              <w:bottom w:type="dxa" w:w="80"/>
+              <w:right w:type="dxa" w:w="120"/>
+            </w:tcMar>
+          </w:tcPr>
+          <w:p>
+            <w:r>
+              <w:rPr>
+                <w:rFonts w:ascii="Arial" w:cs="Arial" w:eastAsia="Arial" w:hAnsi="Arial"/>
+                <w:sz w:val="20"/>
+                <w:szCs w:val="20"/>
+              </w:rPr>
+              <w:t xml:space="preserve">未ログインで /admin/monuments/new にアクセス</w:t>
+            </w:r>
+          </w:p>
+        </w:tc>
+        <w:tc>
+          <w:tcPr>
+            <w:tcW w:type="dxa" w:w="2988"/>
+            <w:tcBorders>
+              <w:top w:val="single" w:color="CCCCCC" w:sz="1"/>
+              <w:left w:val="single" w:color="CCCCCC" w:sz="1"/>
+              <w:bottom w:val="single" w:color="CCCCCC" w:sz="1"/>
+              <w:right w:val="single" w:color="CCCCCC" w:sz="1"/>
+            </w:tcBorders>
+            <w:shd w:fill="FFFFFF" w:val="clear"/>
+            <w:tcMar>
+              <w:top w:type="dxa" w:w="80"/>
+              <w:left w:type="dxa" w:w="120"/>
+              <w:bottom w:type="dxa" w:w="80"/>
+              <w:right w:type="dxa" w:w="120"/>
+            </w:tcMar>
+          </w:tcPr>
+          <w:p>
+            <w:r>
+              <w:rPr>
+                <w:rFonts w:ascii="Arial" w:cs="Arial" w:eastAsia="Arial" w:hAnsi="Arial"/>
+                <w:sz w:val="20"/>
+                <w:szCs w:val="20"/>
+              </w:rPr>
+              <w:t xml:space="preserve">`/login` にリダイレクト</w:t>
+            </w:r>
+          </w:p>
+        </w:tc>
+      </w:tr>
+      <w:tr>
+        <w:tc>
+          <w:tcPr>
+            <w:tcW w:type="dxa" w:w="2986"/>
+            <w:tcBorders>
+              <w:top w:val="single" w:color="CCCCCC" w:sz="1"/>
+              <w:left w:val="single" w:color="CCCCCC" w:sz="1"/>
+              <w:bottom w:val="single" w:color="CCCCCC" w:sz="1"/>
+              <w:right w:val="single" w:color="CCCCCC" w:sz="1"/>
+            </w:tcBorders>
+            <w:shd w:fill="F3F0FD" w:val="clear"/>
+            <w:tcMar>
+              <w:top w:type="dxa" w:w="80"/>
+              <w:left w:type="dxa" w:w="120"/>
+              <w:bottom w:type="dxa" w:w="80"/>
+              <w:right w:type="dxa" w:w="120"/>
+            </w:tcMar>
+          </w:tcPr>
+          <w:p>
+            <w:r>
+              <w:rPr>
+                <w:rFonts w:ascii="Arial" w:cs="Arial" w:eastAsia="Arial" w:hAnsi="Arial"/>
+                <w:sz w:val="20"/>
+                <w:szCs w:val="20"/>
+              </w:rPr>
+              <w:t xml:space="preserve">E-02</w:t>
+            </w:r>
+          </w:p>
+        </w:tc>
+        <w:tc>
+          <w:tcPr>
+            <w:tcW w:type="dxa" w:w="2986"/>
+            <w:tcBorders>
+              <w:top w:val="single" w:color="CCCCCC" w:sz="1"/>
+              <w:left w:val="single" w:color="CCCCCC" w:sz="1"/>
+              <w:bottom w:val="single" w:color="CCCCCC" w:sz="1"/>
+              <w:right w:val="single" w:color="CCCCCC" w:sz="1"/>
+            </w:tcBorders>
+            <w:shd w:fill="F3F0FD" w:val="clear"/>
+            <w:tcMar>
+              <w:top w:type="dxa" w:w="80"/>
+              <w:left w:type="dxa" w:w="120"/>
+              <w:bottom w:type="dxa" w:w="80"/>
+              <w:right w:type="dxa" w:w="120"/>
+            </w:tcMar>
+          </w:tcPr>
+          <w:p>
+            <w:r>
+              <w:rPr>
+                <w:rFonts w:ascii="Arial" w:cs="Arial" w:eastAsia="Arial" w:hAnsi="Arial"/>
+                <w:sz w:val="20"/>
+                <w:szCs w:val="20"/>
+              </w:rPr>
+              <w:t xml:space="preserve">ログイン済みだが管理者ではない</w:t>
+            </w:r>
+          </w:p>
+        </w:tc>
+        <w:tc>
+          <w:tcPr>
+            <w:tcW w:type="dxa" w:w="2988"/>
+            <w:tcBorders>
+              <w:top w:val="single" w:color="CCCCCC" w:sz="1"/>
+              <w:left w:val="single" w:color="CCCCCC" w:sz="1"/>
+              <w:bottom w:val="single" w:color="CCCCCC" w:sz="1"/>
+              <w:right w:val="single" w:color="CCCCCC" w:sz="1"/>
+            </w:tcBorders>
+            <w:shd w:fill="F3F0FD" w:val="clear"/>
+            <w:tcMar>
+              <w:top w:type="dxa" w:w="80"/>
+              <w:left w:type="dxa" w:w="120"/>
+              <w:bottom w:type="dxa" w:w="80"/>
+              <w:right w:type="dxa" w:w="120"/>
+            </w:tcMar>
+          </w:tcPr>
+          <w:p>
+            <w:r>
+              <w:rPr>
+                <w:rFonts w:ascii="Arial" w:cs="Arial" w:eastAsia="Arial" w:hAnsi="Arial"/>
+                <w:sz w:val="20"/>
+                <w:szCs w:val="20"/>
+              </w:rPr>
+              <w:t xml:space="preserve">`/admin` にリダイレクト</w:t>
+            </w:r>
+          </w:p>
+        </w:tc>
+      </w:tr>
+      <w:tr>
+        <w:tc>
+          <w:tcPr>
+            <w:tcW w:type="dxa" w:w="2986"/>
+            <w:tcBorders>
+              <w:top w:val="single" w:color="CCCCCC" w:sz="1"/>
+              <w:left w:val="single" w:color="CCCCCC" w:sz="1"/>
+              <w:bottom w:val="single" w:color="CCCCCC" w:sz="1"/>
+              <w:right w:val="single" w:color="CCCCCC" w:sz="1"/>
+            </w:tcBorders>
+            <w:shd w:fill="FFFFFF" w:val="clear"/>
+            <w:tcMar>
+              <w:top w:type="dxa" w:w="80"/>
+              <w:left w:type="dxa" w:w="120"/>
+              <w:bottom w:type="dxa" w:w="80"/>
+              <w:right w:type="dxa" w:w="120"/>
+            </w:tcMar>
+          </w:tcPr>
+          <w:p>
+            <w:r>
+              <w:rPr>
+                <w:rFonts w:ascii="Arial" w:cs="Arial" w:eastAsia="Arial" w:hAnsi="Arial"/>
+                <w:sz w:val="20"/>
+                <w:szCs w:val="20"/>
+              </w:rPr>
+              <w:t xml:space="preserve">E-03</w:t>
+            </w:r>
+          </w:p>
+        </w:tc>
+        <w:tc>
+          <w:tcPr>
+            <w:tcW w:type="dxa" w:w="2986"/>
+            <w:tcBorders>
+              <w:top w:val="single" w:color="CCCCCC" w:sz="1"/>
+              <w:left w:val="single" w:color="CCCCCC" w:sz="1"/>
+              <w:bottom w:val="single" w:color="CCCCCC" w:sz="1"/>
+              <w:right w:val="single" w:color="CCCCCC" w:sz="1"/>
+            </w:tcBorders>
+            <w:shd w:fill="FFFFFF" w:val="clear"/>
+            <w:tcMar>
+              <w:top w:type="dxa" w:w="80"/>
+              <w:left w:type="dxa" w:w="120"/>
+              <w:bottom w:type="dxa" w:w="80"/>
+              <w:right w:type="dxa" w:w="120"/>
+            </w:tcMar>
+          </w:tcPr>
+          <w:p>
+            <w:r>
+              <w:rPr>
+                <w:rFonts w:ascii="Arial" w:cs="Arial" w:eastAsia="Arial" w:hAnsi="Arial"/>
+                <w:sz w:val="20"/>
+                <w:szCs w:val="20"/>
+              </w:rPr>
+              <w:t xml:space="preserve">碑の名称未入力で送信</w:t>
+            </w:r>
+          </w:p>
+        </w:tc>
+        <w:tc>
+          <w:tcPr>
+            <w:tcW w:type="dxa" w:w="2988"/>
+            <w:tcBorders>
+              <w:top w:val="single" w:color="CCCCCC" w:sz="1"/>
+              <w:left w:val="single" w:color="CCCCCC" w:sz="1"/>
+              <w:bottom w:val="single" w:color="CCCCCC" w:sz="1"/>
+              <w:right w:val="single" w:color="CCCCCC" w:sz="1"/>
+            </w:tcBorders>
+            <w:shd w:fill="FFFFFF" w:val="clear"/>
+            <w:tcMar>
+              <w:top w:type="dxa" w:w="80"/>
+              <w:left w:type="dxa" w:w="120"/>
+              <w:bottom w:type="dxa" w:w="80"/>
+              <w:right w:type="dxa" w:w="120"/>
+            </w:tcMar>
+          </w:tcPr>
+          <w:p>
+            <w:r>
+              <w:rPr>
+                <w:rFonts w:ascii="Arial" w:cs="Arial" w:eastAsia="Arial" w:hAnsi="Arial"/>
+                <w:sz w:val="20"/>
+                <w:szCs w:val="20"/>
+              </w:rPr>
+              <w:t xml:space="preserve">ブラウザ標準メッセージ。`required` 属性によりブラウザが制御。送信不可</w:t>
+            </w:r>
+          </w:p>
+        </w:tc>
+      </w:tr>
+      <w:tr>
+        <w:tc>
+          <w:tcPr>
+            <w:tcW w:type="dxa" w:w="2986"/>
+            <w:tcBorders>
+              <w:top w:val="single" w:color="CCCCCC" w:sz="1"/>
+              <w:left w:val="single" w:color="CCCCCC" w:sz="1"/>
+              <w:bottom w:val="single" w:color="CCCCCC" w:sz="1"/>
+              <w:right w:val="single" w:color="CCCCCC" w:sz="1"/>
+            </w:tcBorders>
+            <w:shd w:fill="F3F0FD" w:val="clear"/>
+            <w:tcMar>
+              <w:top w:type="dxa" w:w="80"/>
+              <w:left w:type="dxa" w:w="120"/>
+              <w:bottom w:type="dxa" w:w="80"/>
+              <w:right w:type="dxa" w:w="120"/>
+            </w:tcMar>
+          </w:tcPr>
+          <w:p>
+            <w:r>
+              <w:rPr>
+                <w:rFonts w:ascii="Arial" w:cs="Arial" w:eastAsia="Arial" w:hAnsi="Arial"/>
+                <w:sz w:val="20"/>
+                <w:szCs w:val="20"/>
+              </w:rPr>
+              <w:t xml:space="preserve">E-04</w:t>
+            </w:r>
+          </w:p>
+        </w:tc>
+        <w:tc>
+          <w:tcPr>
+            <w:tcW w:type="dxa" w:w="2986"/>
+            <w:tcBorders>
+              <w:top w:val="single" w:color="CCCCCC" w:sz="1"/>
+              <w:left w:val="single" w:color="CCCCCC" w:sz="1"/>
+              <w:bottom w:val="single" w:color="CCCCCC" w:sz="1"/>
+              <w:right w:val="single" w:color="CCCCCC" w:sz="1"/>
+            </w:tcBorders>
+            <w:shd w:fill="F3F0FD" w:val="clear"/>
+            <w:tcMar>
+              <w:top w:type="dxa" w:w="80"/>
+              <w:left w:type="dxa" w:w="120"/>
+              <w:bottom w:type="dxa" w:w="80"/>
+              <w:right w:type="dxa" w:w="120"/>
+            </w:tcMar>
+          </w:tcPr>
+          <w:p>
+            <w:r>
+              <w:rPr>
+                <w:rFonts w:ascii="Arial" w:cs="Arial" w:eastAsia="Arial" w:hAnsi="Arial"/>
+                <w:sz w:val="20"/>
+                <w:szCs w:val="20"/>
+              </w:rPr>
+              <w:t xml:space="preserve">都道府県未選択で送信</w:t>
+            </w:r>
+          </w:p>
+        </w:tc>
+        <w:tc>
+          <w:tcPr>
+            <w:tcW w:type="dxa" w:w="2988"/>
+            <w:tcBorders>
+              <w:top w:val="single" w:color="CCCCCC" w:sz="1"/>
+              <w:left w:val="single" w:color="CCCCCC" w:sz="1"/>
+              <w:bottom w:val="single" w:color="CCCCCC" w:sz="1"/>
+              <w:right w:val="single" w:color="CCCCCC" w:sz="1"/>
+            </w:tcBorders>
+            <w:shd w:fill="F3F0FD" w:val="clear"/>
+            <w:tcMar>
+              <w:top w:type="dxa" w:w="80"/>
+              <w:left w:type="dxa" w:w="120"/>
+              <w:bottom w:type="dxa" w:w="80"/>
+              <w:right w:type="dxa" w:w="120"/>
+            </w:tcMar>
+          </w:tcPr>
+          <w:p>
+            <w:r>
+              <w:rPr>
+                <w:rFonts w:ascii="Arial" w:cs="Arial" w:eastAsia="Arial" w:hAnsi="Arial"/>
+                <w:sz w:val="20"/>
+                <w:szCs w:val="20"/>
+              </w:rPr>
+              <w:t xml:space="preserve">ブラウザ標準メッセージ。`required` 属性によりブラウザが制御。送信不可</w:t>
+            </w:r>
+          </w:p>
+        </w:tc>
+      </w:tr>
+      <w:tr>
+        <w:tc>
+          <w:tcPr>
+            <w:tcW w:type="dxa" w:w="2986"/>
+            <w:tcBorders>
+              <w:top w:val="single" w:color="CCCCCC" w:sz="1"/>
+              <w:left w:val="single" w:color="CCCCCC" w:sz="1"/>
+              <w:bottom w:val="single" w:color="CCCCCC" w:sz="1"/>
+              <w:right w:val="single" w:color="CCCCCC" w:sz="1"/>
+            </w:tcBorders>
+            <w:shd w:fill="FFFFFF" w:val="clear"/>
+            <w:tcMar>
+              <w:top w:type="dxa" w:w="80"/>
+              <w:left w:type="dxa" w:w="120"/>
+              <w:bottom w:type="dxa" w:w="80"/>
+              <w:right w:type="dxa" w:w="120"/>
+            </w:tcMar>
+          </w:tcPr>
+          <w:p>
+            <w:r>
+              <w:rPr>
+                <w:rFonts w:ascii="Arial" w:cs="Arial" w:eastAsia="Arial" w:hAnsi="Arial"/>
+                <w:sz w:val="20"/>
+                <w:szCs w:val="20"/>
+              </w:rPr>
+              <w:t xml:space="preserve">E-05</w:t>
+            </w:r>
+          </w:p>
+        </w:tc>
+        <w:tc>
+          <w:tcPr>
+            <w:tcW w:type="dxa" w:w="2986"/>
+            <w:tcBorders>
+              <w:top w:val="single" w:color="CCCCCC" w:sz="1"/>
+              <w:left w:val="single" w:color="CCCCCC" w:sz="1"/>
+              <w:bottom w:val="single" w:color="CCCCCC" w:sz="1"/>
+              <w:right w:val="single" w:color="CCCCCC" w:sz="1"/>
+            </w:tcBorders>
+            <w:shd w:fill="FFFFFF" w:val="clear"/>
+            <w:tcMar>
+              <w:top w:type="dxa" w:w="80"/>
+              <w:left w:type="dxa" w:w="120"/>
+              <w:bottom w:type="dxa" w:w="80"/>
+              <w:right w:type="dxa" w:w="120"/>
+            </w:tcMar>
+          </w:tcPr>
+          <w:p>
+            <w:r>
+              <w:rPr>
+                <w:rFonts w:ascii="Arial" w:cs="Arial" w:eastAsia="Arial" w:hAnsi="Arial"/>
+                <w:sz w:val="20"/>
+                <w:szCs w:val="20"/>
+              </w:rPr>
+              <w:t xml:space="preserve">保存失敗</w:t>
+            </w:r>
+          </w:p>
+        </w:tc>
+        <w:tc>
+          <w:tcPr>
+            <w:tcW w:type="dxa" w:w="2988"/>
+            <w:tcBorders>
+              <w:top w:val="single" w:color="CCCCCC" w:sz="1"/>
+              <w:left w:val="single" w:color="CCCCCC" w:sz="1"/>
+              <w:bottom w:val="single" w:color="CCCCCC" w:sz="1"/>
+              <w:right w:val="single" w:color="CCCCCC" w:sz="1"/>
+            </w:tcBorders>
+            <w:shd w:fill="FFFFFF" w:val="clear"/>
+            <w:tcMar>
+              <w:top w:type="dxa" w:w="80"/>
+              <w:left w:type="dxa" w:w="120"/>
+              <w:bottom w:type="dxa" w:w="80"/>
+              <w:right w:type="dxa" w:w="120"/>
+            </w:tcMar>
+          </w:tcPr>
+          <w:p>
+            <w:r>
+              <w:rPr>
+                <w:rFonts w:ascii="Arial" w:cs="Arial" w:eastAsia="Arial" w:hAnsi="Arial"/>
+                <w:sz w:val="20"/>
+                <w:szCs w:val="20"/>
+              </w:rPr>
+              <w:t xml:space="preserve">「保存に失敗しました。もう一度お試しください」を表示</w:t>
+            </w:r>
+          </w:p>
+        </w:tc>
+      </w:tr>
+      <w:tr>
+        <w:tc>
+          <w:tcPr>
+            <w:tcW w:type="dxa" w:w="2986"/>
+            <w:tcBorders>
+              <w:top w:val="single" w:color="CCCCCC" w:sz="1"/>
+              <w:left w:val="single" w:color="CCCCCC" w:sz="1"/>
+              <w:bottom w:val="single" w:color="CCCCCC" w:sz="1"/>
+              <w:right w:val="single" w:color="CCCCCC" w:sz="1"/>
+            </w:tcBorders>
+            <w:shd w:fill="F3F0FD" w:val="clear"/>
+            <w:tcMar>
+              <w:top w:type="dxa" w:w="80"/>
+              <w:left w:type="dxa" w:w="120"/>
+              <w:bottom w:type="dxa" w:w="80"/>
+              <w:right w:type="dxa" w:w="120"/>
+            </w:tcMar>
+          </w:tcPr>
+          <w:p>
+            <w:r>
+              <w:rPr>
+                <w:rFonts w:ascii="Arial" w:cs="Arial" w:eastAsia="Arial" w:hAnsi="Arial"/>
+                <w:sz w:val="20"/>
+                <w:szCs w:val="20"/>
+              </w:rPr>
+              <w:t xml:space="preserve">E-06</w:t>
+            </w:r>
+          </w:p>
+        </w:tc>
+        <w:tc>
+          <w:tcPr>
+            <w:tcW w:type="dxa" w:w="2986"/>
+            <w:tcBorders>
+              <w:top w:val="single" w:color="CCCCCC" w:sz="1"/>
+              <w:left w:val="single" w:color="CCCCCC" w:sz="1"/>
+              <w:bottom w:val="single" w:color="CCCCCC" w:sz="1"/>
+              <w:right w:val="single" w:color="CCCCCC" w:sz="1"/>
+            </w:tcBorders>
+            <w:shd w:fill="F3F0FD" w:val="clear"/>
+            <w:tcMar>
+              <w:top w:type="dxa" w:w="80"/>
+              <w:left w:type="dxa" w:w="120"/>
+              <w:bottom w:type="dxa" w:w="80"/>
+              <w:right w:type="dxa" w:w="120"/>
+            </w:tcMar>
+          </w:tcPr>
+          <w:p>
+            <w:r>
+              <w:rPr>
+                <w:rFonts w:ascii="Arial" w:cs="Arial" w:eastAsia="Arial" w:hAnsi="Arial"/>
+                <w:sz w:val="20"/>
+                <w:szCs w:val="20"/>
+              </w:rPr>
+              <w:t xml:space="preserve">入力途中で戻るボタン</w:t>
+            </w:r>
+          </w:p>
+        </w:tc>
+        <w:tc>
+          <w:tcPr>
+            <w:tcW w:type="dxa" w:w="2988"/>
+            <w:tcBorders>
+              <w:top w:val="single" w:color="CCCCCC" w:sz="1"/>
+              <w:left w:val="single" w:color="CCCCCC" w:sz="1"/>
+              <w:bottom w:val="single" w:color="CCCCCC" w:sz="1"/>
+              <w:right w:val="single" w:color="CCCCCC" w:sz="1"/>
+            </w:tcBorders>
+            <w:shd w:fill="F3F0FD" w:val="clear"/>
+            <w:tcMar>
+              <w:top w:type="dxa" w:w="80"/>
+              <w:left w:type="dxa" w:w="120"/>
+              <w:bottom w:type="dxa" w:w="80"/>
+              <w:right w:type="dxa" w:w="120"/>
+            </w:tcMar>
+          </w:tcPr>
+          <w:p>
+            <w:r>
+              <w:rPr>
+                <w:rFonts w:ascii="Arial" w:cs="Arial" w:eastAsia="Arial" w:hAnsi="Arial"/>
+                <w:sz w:val="20"/>
+                <w:szCs w:val="20"/>
+              </w:rPr>
+              <w:t xml:space="preserve">「入力内容が保存されていません。破棄して戻りますか？」ダイアログ表示（「入力に戻る」または「破棄して戻る」）</w:t>
+            </w:r>
+          </w:p>
+        </w:tc>
+      </w:tr>
+      <w:tr>
+        <w:tc>
+          <w:tcPr>
+            <w:tcW w:type="dxa" w:w="2986"/>
+            <w:tcBorders>
+              <w:top w:val="single" w:color="CCCCCC" w:sz="1"/>
+              <w:left w:val="single" w:color="CCCCCC" w:sz="1"/>
+              <w:bottom w:val="single" w:color="CCCCCC" w:sz="1"/>
+              <w:right w:val="single" w:color="CCCCCC" w:sz="1"/>
+            </w:tcBorders>
+            <w:shd w:fill="FFFFFF" w:val="clear"/>
+            <w:tcMar>
+              <w:top w:type="dxa" w:w="80"/>
+              <w:left w:type="dxa" w:w="120"/>
+              <w:bottom w:type="dxa" w:w="80"/>
+              <w:right w:type="dxa" w:w="120"/>
+            </w:tcMar>
+          </w:tcPr>
+          <w:p>
+            <w:r>
+              <w:rPr>
+                <w:rFonts w:ascii="Arial" w:cs="Arial" w:eastAsia="Arial" w:hAnsi="Arial"/>
+                <w:sz w:val="20"/>
+                <w:szCs w:val="20"/>
+              </w:rPr>
+              <w:t xml:space="preserve">E-07</w:t>
+            </w:r>
+          </w:p>
+        </w:tc>
+        <w:tc>
+          <w:tcPr>
+            <w:tcW w:type="dxa" w:w="2986"/>
+            <w:tcBorders>
+              <w:top w:val="single" w:color="CCCCCC" w:sz="1"/>
+              <w:left w:val="single" w:color="CCCCCC" w:sz="1"/>
+              <w:bottom w:val="single" w:color="CCCCCC" w:sz="1"/>
+              <w:right w:val="single" w:color="CCCCCC" w:sz="1"/>
+            </w:tcBorders>
+            <w:shd w:fill="FFFFFF" w:val="clear"/>
+            <w:tcMar>
+              <w:top w:type="dxa" w:w="80"/>
+              <w:left w:type="dxa" w:w="120"/>
+              <w:bottom w:type="dxa" w:w="80"/>
+              <w:right w:type="dxa" w:w="120"/>
+            </w:tcMar>
+          </w:tcPr>
+          <w:p>
+            <w:r>
+              <w:rPr>
+                <w:rFonts w:ascii="Arial" w:cs="Arial" w:eastAsia="Arial" w:hAnsi="Arial"/>
+                <w:sz w:val="20"/>
+                <w:szCs w:val="20"/>
+              </w:rPr>
+              <w:t xml:space="preserve">未入力で戻るボタン</w:t>
+            </w:r>
+          </w:p>
+        </w:tc>
+        <w:tc>
+          <w:tcPr>
+            <w:tcW w:type="dxa" w:w="2988"/>
+            <w:tcBorders>
+              <w:top w:val="single" w:color="CCCCCC" w:sz="1"/>
+              <w:left w:val="single" w:color="CCCCCC" w:sz="1"/>
+              <w:bottom w:val="single" w:color="CCCCCC" w:sz="1"/>
+              <w:right w:val="single" w:color="CCCCCC" w:sz="1"/>
+            </w:tcBorders>
+            <w:shd w:fill="FFFFFF" w:val="clear"/>
+            <w:tcMar>
+              <w:top w:type="dxa" w:w="80"/>
+              <w:left w:type="dxa" w:w="120"/>
+              <w:bottom w:type="dxa" w:w="80"/>
+              <w:right w:type="dxa" w:w="120"/>
+            </w:tcMar>
+          </w:tcPr>
+          <w:p>
+            <w:r>
+              <w:rPr>
+                <w:rFonts w:ascii="Arial" w:cs="Arial" w:eastAsia="Arial" w:hAnsi="Arial"/>
+                <w:sz w:val="20"/>
+                <w:szCs w:val="20"/>
+              </w:rPr>
+              <w:t xml:space="preserve">S10管理ページに戻る</w:t>
             </w:r>
           </w:p>
         </w:tc>
